--- a/public/materialy/1L/7/Pro žáky/Digitální pracovní sešit.docx
+++ b/public/materialy/1L/7/Pro žáky/Digitální pracovní sešit.docx
@@ -1737,7 +1737,7 @@
           <w:color w:val="1F2937"/>
           <w:sz w:val="22"/>
         </w:rPr>
-        <w:t>Otevři také soubor 01_situace_bezpecnost.csv. U každé situace napiš úroveň rizika 1–3 a navrhni bezpečný postup. 1 = malé riziko, 3 = vysoké riziko.</w:t>
+        <w:t>Otevři také soubor 1. Rizikové situace.csv. U každé situace napiš úroveň rizika 1–3 a navrhni bezpečný postup. 1 = malé riziko, 3 = vysoké riziko.</w:t>
       </w:r>
     </w:p>
     <w:tbl>
@@ -4141,7 +4141,7 @@
           <w:color w:val="1F2937"/>
           <w:sz w:val="22"/>
         </w:rPr>
-        <w:t>Pro rychlé třídění můžeš otevřít soubor 02_ucty_a_faktory.csv a doplnit jej v tabulkovém procesoru.</w:t>
+        <w:t>Pro rychlé třídění můžeš otevřít soubor 2. Účty a faktory ověření.csv a doplnit jej v tabulkovém procesoru.</w:t>
       </w:r>
     </w:p>
     <w:tbl>
@@ -6142,7 +6142,7 @@
           <w:color w:val="1F2937"/>
           <w:sz w:val="22"/>
         </w:rPr>
-        <w:t>Otevři soubor 03_podezrela_schranka.html. Zprávy prozkoumej v prohlížeči a závěry zapisuj sem.</w:t>
+        <w:t>Otevři soubor 3. Podezřelá schránka.html. Zprávy prozkoumej v prohlížeči a závěry zapisuj sem.</w:t>
       </w:r>
     </w:p>
     <w:p>
@@ -10156,7 +10156,7 @@
           <w:color w:val="1F2937"/>
           <w:sz w:val="22"/>
         </w:rPr>
-        <w:t>Otevři složku 04_integrita. Pomocí příkazu PowerShellu Get-FileHash porovnej soubory projekt_A.txt a projekt_B.txt. Nejdříve je vizuálně porovnej, potom zapiš jejich SHA256 hashe.</w:t>
+        <w:t>Otevři složku Podklady k aktivitám. Pomocí příkazu PowerShellu Get-FileHash porovnej soubory 4. Kontrola integrity - projekt A.txt a 4. Kontrola integrity - projekt B.txt. Nejdříve je vizuálně porovnej, potom zapiš jejich SHA256 hashe.</w:t>
       </w:r>
     </w:p>
     <w:tbl>
@@ -10291,7 +10291,7 @@
                 <w:color w:val="1F2937"/>
                 <w:sz w:val="18"/>
               </w:rPr>
-              <w:t>projekt_A.txt</w:t>
+              <w:t>4. Kontrola integrity - projekt A.txt</w:t>
             </w:r>
           </w:p>
         </w:tc>
@@ -10390,7 +10390,7 @@
                 <w:color w:val="1F2937"/>
                 <w:sz w:val="18"/>
               </w:rPr>
-              <w:t>projekt_B.txt</w:t>
+              <w:t>4. Kontrola integrity - projekt B.txt</w:t>
             </w:r>
           </w:p>
         </w:tc>
@@ -13155,7 +13155,7 @@
           <w:color w:val="1F2937"/>
           <w:sz w:val="22"/>
         </w:rPr>
-        <w:t>Otevři postupně soubory 06_zdroj_A.html, 06_zdroj_B.html a 06_zdroj_C.html. V prohlížeči porovnej autora, titulek, podklady, datum a účel stránky.</w:t>
+        <w:t>Otevři postupně soubory 6. Zdroj A.html, 6. Zdroj B.html a 6. Zdroj C.html. V prohlížeči porovnej autora, titulek, podklady, datum a účel stránky.</w:t>
       </w:r>
     </w:p>
     <w:p>
@@ -14054,7 +14054,7 @@
           <w:color w:val="1F2937"/>
           <w:sz w:val="22"/>
         </w:rPr>
-        <w:t>Otevři soubor 07_neovereny_prispevek.html. Ve Wordu barevně označ tvrzení, emoce, údajné důkazy, výzvu k akci a chybějící informace.</w:t>
+        <w:t>Otevři soubor 7. Neověřený příspěvek.html. Ve Wordu barevně označ tvrzení, emoce, údajné důkazy, výzvu k akci a chybějící informace.</w:t>
       </w:r>
     </w:p>
     <w:tbl>
@@ -16136,7 +16136,7 @@
           <w:color w:val="1F2937"/>
           <w:sz w:val="22"/>
         </w:rPr>
-        <w:t>Otevři soubor 08_profil_alex.html. Profil je statická offline ukázka a neodesílá žádná data.</w:t>
+        <w:t>Otevři soubor 8. Profil Alex.html. Profil je statická offline ukázka a neodesílá žádná data.</w:t>
       </w:r>
     </w:p>
     <w:tbl>
@@ -19564,7 +19564,7 @@
           <w:color w:val="1F2937"/>
           <w:sz w:val="22"/>
         </w:rPr>
-        <w:t>Současně otevři soubor 09_dila_a_licence.csv. Podle uvedených licencí rozhodni, jak lze jednotlivá díla použít.</w:t>
+        <w:t>Současně otevři soubor 9. Díla a licence.csv. Podle uvedených licencí rozhodni, jak lze jednotlivá díla použít.</w:t>
       </w:r>
     </w:p>
     <w:tbl>
@@ -20825,7 +20825,7 @@
           <w:color w:val="1F2937"/>
           <w:sz w:val="22"/>
         </w:rPr>
-        <w:t>Otevři soubor 10_incident_medialniho_klubu.html. Obsahuje časovou osu, fiktivní e-mail, příspěvek a údaje potřebné pro řešení stanovišť.</w:t>
+        <w:t>Otevři soubor 10. Incident mediálního klubu.html. Obsahuje časovou osu, fiktivní e-mail, příspěvek a údaje potřebné pro řešení stanovišť.</w:t>
       </w:r>
     </w:p>
     <w:p>

--- a/public/materialy/1L/7/Pro žáky/Digitální pracovní sešit.docx
+++ b/public/materialy/1L/7/Pro žáky/Digitální pracovní sešit.docx
@@ -6201,7 +6201,7 @@
                 <w:color w:val="1F2937"/>
                 <w:sz w:val="21"/>
               </w:rPr>
-              <w:t>Od: podpora@edupage-overeni.example</w:t>
+              <w:t>Od: podpora@skolni-overeni.example</w:t>
               <w:br/>
               <w:t>Předmět: Účet bude do 30 minut zablokován</w:t>
               <w:br/>

--- a/public/materialy/1L/7/Pro žáky/Digitální pracovní sešit.docx
+++ b/public/materialy/1L/7/Pro žáky/Digitální pracovní sešit.docx
@@ -13155,7 +13155,7 @@
           <w:color w:val="1F2937"/>
           <w:sz w:val="22"/>
         </w:rPr>
-        <w:t>Otevři postupně soubory 6. Zdroj A.html, 6. Zdroj B.html a 6. Zdroj C.html. V prohlížeči porovnej autora, titulek, podklady, datum a účel stránky.</w:t>
+        <w:t>Otevři postupně soubory Zdroj A.html, Zdroj B.html a Zdroj C.html. V prohlížeči porovnej autora, titulek, podklady, datum a účel stránky.</w:t>
       </w:r>
     </w:p>
     <w:p>
@@ -14054,7 +14054,7 @@
           <w:color w:val="1F2937"/>
           <w:sz w:val="22"/>
         </w:rPr>
-        <w:t>Otevři soubor 7. Neověřený příspěvek.html. Ve Wordu barevně označ tvrzení, emoce, údajné důkazy, výzvu k akci a chybějící informace.</w:t>
+        <w:t>Otevři soubor Neověřený příspěvek.html. Ve Wordu barevně označ tvrzení, emoce, údajné důkazy, výzvu k akci a chybějící informace.</w:t>
       </w:r>
     </w:p>
     <w:tbl>
@@ -16136,7 +16136,7 @@
           <w:color w:val="1F2937"/>
           <w:sz w:val="22"/>
         </w:rPr>
-        <w:t>Otevři soubor 8. Profil Alex.html. Profil je statická offline ukázka a neodesílá žádná data.</w:t>
+        <w:t>Otevři soubor Profil Alex.html. Profil je statická offline ukázka a neodesílá žádná data.</w:t>
       </w:r>
     </w:p>
     <w:tbl>
@@ -20825,7 +20825,7 @@
           <w:color w:val="1F2937"/>
           <w:sz w:val="22"/>
         </w:rPr>
-        <w:t>Otevři soubor 10. Incident mediálního klubu.html. Obsahuje časovou osu, fiktivní e-mail, příspěvek a údaje potřebné pro řešení stanovišť.</w:t>
+        <w:t>Otevři soubor Incident mediálního klubu.html. Obsahuje časovou osu, fiktivní e-mail, příspěvek a údaje potřebné pro řešení stanovišť.</w:t>
       </w:r>
     </w:p>
     <w:p>

--- a/public/materialy/1L/7/Pro žáky/Digitální pracovní sešit.docx
+++ b/public/materialy/1L/7/Pro žáky/Digitální pracovní sešit.docx
@@ -11771,7 +11771,7 @@
           <w:color w:val="1F2937"/>
           <w:sz w:val="22"/>
         </w:rPr>
-        <w:t>Dohledáš původní stránku ÚOOÚ s otázkami a odpověďmi pro školství.</w:t>
+        <w:t>Dohledej původní stránku ÚOOÚ s otázkami a odpověďmi pro školství.</w:t>
       </w:r>
     </w:p>
     <w:tbl>

--- a/public/materialy/1L/7/Pro žáky/Digitální pracovní sešit.docx
+++ b/public/materialy/1L/7/Pro žáky/Digitální pracovní sešit.docx
@@ -28,7 +28,7 @@
           <w:color w:val="1F2937"/>
           <w:sz w:val="56"/>
         </w:rPr>
-        <w:t>Internet, bezpečnost a práce s informacemi</w:t>
+        <w:t>Internet, bezpečnost a práce s informacemi</w:t>
       </w:r>
     </w:p>
     <w:p>
@@ -92,7 +92,7 @@
                 <w:color w:val="1F2937"/>
                 <w:sz w:val="21"/>
               </w:rPr>
-              <w:t>10 praktických aktivit na počítači: ochrana účtů, kybernetické hrozby, šifrování, vyhledávání, ověřování zdrojů, sociální sítě, GDPR a autorská práva.</w:t>
+              <w:t>10 praktických aktivit na počítači: ochrana účtů, kybernetické hrozby, šifrování, vyhledávání, ověřování zdrojů, sociální sítě, GDPR a autorská práva.</w:t>
             </w:r>
           </w:p>
         </w:tc>
@@ -377,7 +377,7 @@
           <w:color w:val="1F2937"/>
           <w:sz w:val="22"/>
         </w:rPr>
-        <w:t>V úkolech nikdy neuváděj skutečné heslo, přihlašovací údaje ani neveřejné osobní informace. Pracuj pouze s fiktivními údaji v zadání.</w:t>
+        <w:t>V úkolech nikdy neuváděj skutečné heslo, přihlašovací údaje ani neveřejné osobní informace. Pracuj pouze s fiktivními údaji v zadání.</w:t>
       </w:r>
     </w:p>
     <w:p>
@@ -417,7 +417,7 @@
           <w:color w:val="1F2937"/>
           <w:sz w:val="22"/>
         </w:rPr>
-        <w:t>rozpoznat bezpečné a rizikové chování na internetu,</w:t>
+        <w:t>rozpoznat bezpečné a rizikové chování na internetu,</w:t>
       </w:r>
     </w:p>
     <w:p>
@@ -430,7 +430,7 @@
           <w:color w:val="1F2937"/>
           <w:sz w:val="22"/>
         </w:rPr>
-        <w:t>chránit účet pomocí unikátního hesla a dvoufaktorového ověření,</w:t>
+        <w:t>chránit účet pomocí unikátního hesla a dvoufaktorového ověření,</w:t>
       </w:r>
     </w:p>
     <w:p>
@@ -443,7 +443,7 @@
           <w:color w:val="1F2937"/>
           <w:sz w:val="22"/>
         </w:rPr>
-        <w:t>rozpoznat phishing, podvodnou zprávu a další základní hrozby,</w:t>
+        <w:t>rozpoznat phishing, podvodnou zprávu a další základní hrozby,</w:t>
       </w:r>
     </w:p>
     <w:p>
@@ -456,7 +456,7 @@
           <w:color w:val="1F2937"/>
           <w:sz w:val="22"/>
         </w:rPr>
-        <w:t>vyhledat informaci a ověřit ji z více zdrojů,</w:t>
+        <w:t>vyhledat informaci a ověřit ji z více zdrojů,</w:t>
       </w:r>
     </w:p>
     <w:p>
@@ -469,7 +469,7 @@
           <w:color w:val="1F2937"/>
           <w:sz w:val="22"/>
         </w:rPr>
-        <w:t>posoudit digitální stopu, soukromí a zacházení s osobními údaji,</w:t>
+        <w:t>posoudit digitální stopu, soukromí a zacházení s osobními údaji,</w:t>
       </w:r>
     </w:p>
     <w:p>
@@ -482,7 +482,7 @@
           <w:color w:val="1F2937"/>
           <w:sz w:val="22"/>
         </w:rPr>
-        <w:t>použít cizí obsah s respektem k autorským právům.</w:t>
+        <w:t>použít cizí obsah s respektem k autorským právům.</w:t>
       </w:r>
     </w:p>
     <w:p>
@@ -516,7 +516,7 @@
           <w:color w:val="1F2937"/>
           <w:sz w:val="22"/>
         </w:rPr>
-        <w:t>Odpovědi piš přímo do šedých tabulek a na připravené řádky ve Wordu.</w:t>
+        <w:t>Odpovědi piš přímo do šedých tabulek a na připravené řádky ve Wordu.</w:t>
       </w:r>
     </w:p>
     <w:p>
@@ -529,7 +529,7 @@
           <w:color w:val="1F2937"/>
           <w:sz w:val="22"/>
         </w:rPr>
-        <w:t>Cvičné HTML soubory otevírej v prohlížeči a CSV soubory v tabulkovém procesoru.</w:t>
+        <w:t>Cvičné HTML soubory otevírej v prohlížeči a CSV soubory v tabulkovém procesoru.</w:t>
       </w:r>
     </w:p>
     <w:p>
@@ -542,7 +542,7 @@
           <w:color w:val="1F2937"/>
           <w:sz w:val="22"/>
         </w:rPr>
-        <w:t>U každého rozhodnutí napiš také důvod.</w:t>
+        <w:t>U každého rozhodnutí napiš také důvod.</w:t>
       </w:r>
     </w:p>
     <w:p>
@@ -555,7 +555,7 @@
           <w:color w:val="1F2937"/>
           <w:sz w:val="22"/>
         </w:rPr>
-        <w:t>Při práci s internetem zapisuj použitý dotaz a zdroj, ne pouze nalezenou odpověď.</w:t>
+        <w:t>Při práci s internetem zapisuj použitý dotaz a zdroj, ne pouze nalezenou odpověď.</w:t>
       </w:r>
     </w:p>
     <w:p>
@@ -581,7 +581,7 @@
           <w:color w:val="1F2937"/>
           <w:sz w:val="22"/>
         </w:rPr>
-        <w:t>Když si nejsi jistý, použij výsledek „nelze rozhodnout“ a napiš, co by bylo nutné ověřit.</w:t>
+        <w:t>Když si nejsi jistý, použij výsledek „nelze rozhodnout“ a napiš, co by bylo nutné ověřit.</w:t>
       </w:r>
     </w:p>
     <w:p>
@@ -887,7 +887,7 @@
                 <w:color w:val="1F2937"/>
                 <w:sz w:val="18"/>
               </w:rPr>
-              <w:t>Umím ověřit informaci z více zdrojů.</w:t>
+              <w:t>Umím ověřit informaci z více zdrojů.</w:t>
             </w:r>
           </w:p>
         </w:tc>
@@ -1289,7 +1289,7 @@
                 <w:color w:val="1F2937"/>
                 <w:sz w:val="18"/>
               </w:rPr>
-              <w:t>Umím správně uvést autora a zdroj.</w:t>
+              <w:t>Umím správně uvést autora a zdroj.</w:t>
             </w:r>
           </w:p>
         </w:tc>
@@ -1475,7 +1475,7 @@
                 <w:color w:val="1F2937"/>
                 <w:sz w:val="21"/>
               </w:rPr>
-              <w:t>Rozpoznám rizikovou online situaci a navrhnu bezpečnější postup.</w:t>
+              <w:t>Rozpoznám rizikovou online situaci a navrhnu bezpečnější postup.</w:t>
             </w:r>
           </w:p>
         </w:tc>
@@ -1737,7 +1737,7 @@
           <w:color w:val="1F2937"/>
           <w:sz w:val="22"/>
         </w:rPr>
-        <w:t>Otevři také soubor 1. Rizikové situace.csv. U každé situace napiš úroveň rizika 1–3 a navrhni bezpečný postup. 1 = malé riziko, 3 = vysoké riziko.</w:t>
+        <w:t>Otevři také soubor 1. Rizikové situace.csv. U každé situace napiš úroveň rizika 1–3 a navrhni bezpečný postup. 1 = malé riziko, 3 = vysoké riziko.</w:t>
       </w:r>
     </w:p>
     <w:tbl>
@@ -1901,7 +1901,7 @@
                 <w:color w:val="1F2937"/>
                 <w:sz w:val="18"/>
               </w:rPr>
-              <w:t>Připojíš se k otevřené Wi‑Fi s názvem FREE_SCHOOL_WIFI.</w:t>
+              <w:t>Připojíš se k otevřené Wi‑Fi s názvem FREE_SCHOOL_WIFI.</w:t>
             </w:r>
           </w:p>
         </w:tc>
@@ -2032,7 +2032,7 @@
                 <w:color w:val="1F2937"/>
                 <w:sz w:val="18"/>
               </w:rPr>
-              <w:t>Aplikace na baterku žádá přístup ke kontaktům a poloze.</w:t>
+              <w:t>Aplikace na baterku žádá přístup ke kontaktům a poloze.</w:t>
             </w:r>
           </w:p>
         </w:tc>
@@ -2163,7 +2163,7 @@
                 <w:color w:val="1F2937"/>
                 <w:sz w:val="18"/>
               </w:rPr>
-              <w:t>Systém nabízí bezpečnostní aktualizaci z oficiálního nastavení.</w:t>
+              <w:t>Systém nabízí bezpečnostní aktualizaci z oficiálního nastavení.</w:t>
             </w:r>
           </w:p>
         </w:tc>
@@ -2294,7 +2294,7 @@
                 <w:color w:val="1F2937"/>
                 <w:sz w:val="18"/>
               </w:rPr>
-              <w:t>Najdeš USB disk a připojíš ho do školního počítače.</w:t>
+              <w:t>Najdeš USB disk a připojíš ho do školního počítače.</w:t>
             </w:r>
           </w:p>
         </w:tc>
@@ -2425,7 +2425,7 @@
                 <w:color w:val="1F2937"/>
                 <w:sz w:val="18"/>
               </w:rPr>
-              <w:t>Spolužák tě požádá o přeposlání ověřovacího kódu.</w:t>
+              <w:t>Spolužák tě požádá o přeposlání ověřovacího kódu.</w:t>
             </w:r>
           </w:p>
         </w:tc>
@@ -2556,7 +2556,7 @@
                 <w:color w:val="1F2937"/>
                 <w:sz w:val="18"/>
               </w:rPr>
-              <w:t>Program stáhneš z oficiální stránky výrobce.</w:t>
+              <w:t>Program stáhneš z oficiální stránky výrobce.</w:t>
             </w:r>
           </w:p>
         </w:tc>
@@ -2687,7 +2687,7 @@
                 <w:color w:val="1F2937"/>
                 <w:sz w:val="18"/>
               </w:rPr>
-              <w:t>Neznámý účet chce pokračovat v soukromém chatu mimo platformu.</w:t>
+              <w:t>Neznámý účet chce pokračovat v soukromém chatu mimo platformu.</w:t>
             </w:r>
           </w:p>
         </w:tc>
@@ -2818,7 +2818,7 @@
                 <w:color w:val="1F2937"/>
                 <w:sz w:val="18"/>
               </w:rPr>
-              <w:t>Příspěvek ukazuje jízdenku se jménem a trasou.</w:t>
+              <w:t>Příspěvek ukazuje jízdenku se jménem a trasou.</w:t>
             </w:r>
           </w:p>
         </w:tc>
@@ -3205,7 +3205,7 @@
           <w:color w:val="076B55"/>
           <w:sz w:val="20"/>
         </w:rPr>
-        <w:t>Exit ticket: Doplň větu: Když mě online zpráva tlačí k rychlé akci, nejdřív…</w:t>
+        <w:t>Exit ticket: Doplň větu: Když mě online zpráva tlačí k rychlé akci, nejdřív…</w:t>
       </w:r>
     </w:p>
     <w:p>
@@ -3255,7 +3255,7 @@
         <w:spacing w:before="0"/>
       </w:pPr>
       <w:r>
-        <w:t>Hesla, přihlašování a 2FA</w:t>
+        <w:t>Hesla, přihlašování a 2FA</w:t>
       </w:r>
     </w:p>
     <w:tbl>
@@ -3306,7 +3306,7 @@
                 <w:color w:val="1F2937"/>
                 <w:sz w:val="21"/>
               </w:rPr>
-              <w:t>Posoudím modelové heslo, vysvětlím autentizační faktory a navrhnu bezpečnou ochranu účtu.</w:t>
+              <w:t>Posoudím modelové heslo, vysvětlím autentizační faktory a navrhnu bezpečnou ochranu účtu.</w:t>
             </w:r>
           </w:p>
         </w:tc>
@@ -3414,7 +3414,7 @@
           <w:color w:val="1F2937"/>
           <w:sz w:val="22"/>
         </w:rPr>
-        <w:t>U každého příkladu označ hlavní problém nebo výhodu. Nejde jen o délku – důležitá je také jedinečnost a nepředvídatelnost.</w:t>
+        <w:t>U každého příkladu označ hlavní problém nebo výhodu. Nejde jen o délku – důležitá je také jedinečnost a nepředvídatelnost.</w:t>
       </w:r>
     </w:p>
     <w:tbl>
@@ -4141,7 +4141,7 @@
           <w:color w:val="1F2937"/>
           <w:sz w:val="22"/>
         </w:rPr>
-        <w:t>Pro rychlé třídění můžeš otevřít soubor 2. Účty a faktory ověření.csv a doplnit jej v tabulkovém procesoru.</w:t>
+        <w:t>Pro rychlé třídění můžeš otevřít soubor 2. Účty a faktory ověření.csv a doplnit jej v tabulkovém procesoru.</w:t>
       </w:r>
     </w:p>
     <w:tbl>
@@ -5992,7 +5992,7 @@
           <w:color w:val="076B55"/>
           <w:sz w:val="20"/>
         </w:rPr>
-        <w:t>Exit ticket: Uveď jednu platnou dvojici 2FA a napiš, ke kterým dvěma faktorům patří.</w:t>
+        <w:t>Exit ticket: Uveď jednu platnou dvojici 2FA a napiš, ke kterým dvěma faktorům patří.</w:t>
       </w:r>
     </w:p>
     <w:p>
@@ -6042,7 +6042,7 @@
         <w:spacing w:before="0"/>
       </w:pPr>
       <w:r>
-        <w:t>Kybernetické hrozby a phishing</w:t>
+        <w:t>Kybernetické hrozby a phishing</w:t>
       </w:r>
     </w:p>
     <w:tbl>
@@ -6093,7 +6093,7 @@
                 <w:color w:val="1F2937"/>
                 <w:sz w:val="21"/>
               </w:rPr>
-              <w:t>Rozpoznám varovné znaky zprávy a navrhnu správnou reakci na incident.</w:t>
+              <w:t>Rozpoznám varovné znaky zprávy a navrhnu správnou reakci na incident.</w:t>
             </w:r>
           </w:p>
         </w:tc>
@@ -6142,7 +6142,7 @@
           <w:color w:val="1F2937"/>
           <w:sz w:val="22"/>
         </w:rPr>
-        <w:t>Otevři soubor 3. Podezřelá schránka.html. Zprávy prozkoumej v prohlížeči a závěry zapisuj sem.</w:t>
+        <w:t>Otevři soubor 3. Podezřelá schránka.html. Zprávy prozkoumej v prohlížeči a závěry zapisuj sem.</w:t>
       </w:r>
     </w:p>
     <w:p>
@@ -6478,7 +6478,7 @@
                 <w:color w:val="1F2937"/>
                 <w:sz w:val="21"/>
               </w:rPr>
-              <w:t>SMS: Zásilku se nepodařilo doručit. Doplňte adresu a zaplaťte 19 Kč: posta-doplatek.example</w:t>
+              <w:t>SMS: Zásilku se nepodařilo doručit. Doplňte adresu a zaplaťte 19 Kč: posta-doplatek.example</w:t>
             </w:r>
           </w:p>
         </w:tc>
@@ -6751,7 +6751,7 @@
                 <w:color w:val="1F2937"/>
                 <w:sz w:val="21"/>
               </w:rPr>
-              <w:t>Zpráva ve školním systému od známého učitele: Zítřejší hodina je v učebně A214. Příloha není přiložena.</w:t>
+              <w:t>Zpráva ve školním systému od známého učitele: Zítřejší hodina je v učebně A214. Příloha není přiložena.</w:t>
             </w:r>
           </w:p>
         </w:tc>
@@ -7024,7 +7024,7 @@
                 <w:color w:val="1F2937"/>
                 <w:sz w:val="21"/>
               </w:rPr>
-              <w:t>Nálepka přes původní QR kód u parkovacího automatu: Zaplaťte rychleji zde.</w:t>
+              <w:t>Nálepka přes původní QR kód u parkovacího automatu: Zaplaťte rychleji zde.</w:t>
             </w:r>
           </w:p>
         </w:tc>
@@ -7297,7 +7297,7 @@
                 <w:color w:val="1F2937"/>
                 <w:sz w:val="21"/>
               </w:rPr>
-              <w:t>Telefonující tvrdí, že je z Microsoftu, a žádá instalaci programu pro vzdálený přístup.</w:t>
+              <w:t>Telefonující tvrdí, že je z Microsoftu, a žádá instalaci programu pro vzdálený přístup.</w:t>
             </w:r>
           </w:p>
         </w:tc>
@@ -7570,7 +7570,7 @@
                 <w:color w:val="1F2937"/>
                 <w:sz w:val="21"/>
               </w:rPr>
-              <w:t>Nečekaný e-mail s přílohou Faktura.xlsm žádá povolit makra, aby se zobrazil obsah.</w:t>
+              <w:t>Nečekaný e-mail s přílohou Faktura.xlsm žádá povolit makra, aby se zobrazil obsah.</w:t>
             </w:r>
           </w:p>
         </w:tc>
@@ -7843,7 +7843,7 @@
                 <w:color w:val="1F2937"/>
                 <w:sz w:val="21"/>
               </w:rPr>
-              <w:t>Klikl/a jsi na falešný přihlašovací formulář a zadal/a školní heslo. Seřaď kroky a doplň, proč jsou důležité.</w:t>
+              <w:t>Klikl/a jsi na falešný přihlašovací formulář a zadal/a školní heslo. Seřaď kroky a doplň, proč jsou důležité.</w:t>
             </w:r>
           </w:p>
         </w:tc>
@@ -8117,7 +8117,7 @@
                 <w:color w:val="1F2937"/>
                 <w:sz w:val="18"/>
               </w:rPr>
-              <w:t>Z důvěryhodného zařízení změnit kompromitované heslo.</w:t>
+              <w:t>Z důvěryhodného zařízení změnit kompromitované heslo.</w:t>
             </w:r>
           </w:p>
         </w:tc>
@@ -8216,7 +8216,7 @@
                 <w:color w:val="1F2937"/>
                 <w:sz w:val="18"/>
               </w:rPr>
-              <w:t>Odhlásit ostatní relace a zkontrolovat obnovovací údaje.</w:t>
+              <w:t>Odhlásit ostatní relace a zkontrolovat obnovovací údaje.</w:t>
             </w:r>
           </w:p>
         </w:tc>
@@ -8513,7 +8513,7 @@
                 <w:color w:val="1F2937"/>
                 <w:sz w:val="18"/>
               </w:rPr>
-              <w:t>Neskrývat incident a nesnažit se zahladit stopy.</w:t>
+              <w:t>Neskrývat incident a nesnažit se zahladit stopy.</w:t>
             </w:r>
           </w:p>
         </w:tc>
@@ -8567,7 +8567,7 @@
           <w:color w:val="076B55"/>
           <w:sz w:val="20"/>
         </w:rPr>
-        <w:t>Exit ticket: Napiš tři první kroky po zadání hesla na falešné stránce v pořadí.</w:t>
+        <w:t>Exit ticket: Napiš tři první kroky po zadání hesla na falešné stránce v pořadí.</w:t>
       </w:r>
     </w:p>
     <w:p>
@@ -8617,7 +8617,7 @@
         <w:spacing w:before="0"/>
       </w:pPr>
       <w:r>
-        <w:t>Šifrování, HTTPS, hash a zálohování</w:t>
+        <w:t>Šifrování, HTTPS, hash a zálohování</w:t>
       </w:r>
     </w:p>
     <w:tbl>
@@ -8668,7 +8668,7 @@
                 <w:color w:val="1F2937"/>
                 <w:sz w:val="21"/>
               </w:rPr>
-              <w:t>Odliším šifrování od hashe, vysvětlím význam HTTPS a ověřím integritu souborů pomocí SHA‑256.</w:t>
+              <w:t>Odliším šifrování od hashe, vysvětlím význam HTTPS a ověřím integritu souborů pomocí SHA‑256.</w:t>
             </w:r>
           </w:p>
         </w:tc>
@@ -8757,7 +8757,7 @@
                 <w:color w:val="1F2937"/>
                 <w:sz w:val="21"/>
               </w:rPr>
-              <w:t>Pro demonstraci posuň každé písmeno o tři místa v abecedě: A→D, B→E, C→F. Tato školní šifra není bezpečná; slouží pouze k pochopení principu klíče.</w:t>
+              <w:t>Pro demonstraci posuň každé písmeno o tři místa v abecedě: A→D, B→E, C→F. Tato školní šifra není bezpečná; slouží pouze k pochopení principu klíče.</w:t>
             </w:r>
           </w:p>
         </w:tc>
@@ -9120,7 +9120,7 @@
                 <w:color w:val="1F2937"/>
                 <w:sz w:val="18"/>
               </w:rPr>
-              <w:t>Šifrování může chránit data při přenosu i při uložení.</w:t>
+              <w:t>Šifrování může chránit data při přenosu i při uložení.</w:t>
             </w:r>
           </w:p>
         </w:tc>
@@ -9318,7 +9318,7 @@
                 <w:color w:val="1F2937"/>
                 <w:sz w:val="18"/>
               </w:rPr>
-              <w:t>Kdo získá šifrovací klíč, může někdy získat i obsah dat.</w:t>
+              <w:t>Kdo získá šifrovací klíč, může někdy získat i obsah dat.</w:t>
             </w:r>
           </w:p>
         </w:tc>
@@ -9516,7 +9516,7 @@
                 <w:color w:val="1F2937"/>
                 <w:sz w:val="18"/>
               </w:rPr>
-              <w:t>Zámek v prohlížeči neověřuje poctivost provozovatele webu.</w:t>
+              <w:t>Zámek v prohlížeči neověřuje poctivost provozovatele webu.</w:t>
             </w:r>
           </w:p>
         </w:tc>
@@ -9607,7 +9607,7 @@
           <w:color w:val="1F2937"/>
           <w:sz w:val="22"/>
         </w:rPr>
-        <w:t>Navrhni plán pro školní projekt: prezentace, zdrojová data a fotografie. Použij princip více kopií a různých umístění.</w:t>
+        <w:t>Navrhni plán pro školní projekt: prezentace, zdrojová data a fotografie. Použij princip více kopií a různých umístění.</w:t>
       </w:r>
     </w:p>
     <w:tbl>
@@ -10156,7 +10156,7 @@
           <w:color w:val="1F2937"/>
           <w:sz w:val="22"/>
         </w:rPr>
-        <w:t>Otevři složku Podklady k aktivitám. Pomocí příkazu PowerShellu Get-FileHash porovnej soubory 4. Kontrola integrity - projekt A.txt a 4. Kontrola integrity - projekt B.txt. Nejdříve je vizuálně porovnej, potom zapiš jejich SHA256 hashe.</w:t>
+        <w:t>Otevři složku Podklady k aktivitám. Pomocí příkazu PowerShellu Get-FileHash porovnej soubory 4. Kontrola integrity - projekt A.txt a 4. Kontrola integrity - projekt B.txt. Nejdříve je vizuálně porovnej, potom zapiš jejich SHA256 hashe.</w:t>
       </w:r>
     </w:p>
     <w:tbl>
@@ -10485,7 +10485,7 @@
           <w:color w:val="1F2937"/>
           <w:sz w:val="22"/>
         </w:rPr>
-        <w:t>Co dokazuje rozdílný hash a co naopak nedokazuje?</w:t>
+        <w:t>Co dokazuje rozdílný hash a co naopak nedokazuje?</w:t>
       </w:r>
     </w:p>
     <w:p>
@@ -10622,7 +10622,7 @@
                 <w:color w:val="1F2937"/>
                 <w:sz w:val="21"/>
               </w:rPr>
-              <w:t>Sestavím přesný vyhledávací dotaz a dohledám původní nebo oficiální zdroj.</w:t>
+              <w:t>Sestavím přesný vyhledávací dotaz a dohledám původní nebo oficiální zdroj.</w:t>
             </w:r>
           </w:p>
         </w:tc>
@@ -10732,7 +10732,7 @@
                 <w:color w:val="FFFFFF"/>
                 <w:sz w:val="18"/>
               </w:rPr>
-              <w:t>K čemu slouží</w:t>
+              <w:t>K čemu slouží</w:t>
             </w:r>
           </w:p>
         </w:tc>
@@ -10828,7 +10828,7 @@
                 <w:color w:val="1F2937"/>
                 <w:sz w:val="18"/>
               </w:rPr>
-              <w:t>Hledá slova přesně v daném pořadí.</w:t>
+              <w:t>Hledá slova přesně v daném pořadí.</w:t>
             </w:r>
           </w:p>
         </w:tc>
@@ -11199,7 +11199,7 @@
           <w:color w:val="1F2937"/>
           <w:sz w:val="22"/>
         </w:rPr>
-        <w:t>Najdi oficiální materiál NÚKIB v PDF, který se věnuje kybernetické bezpečnosti.</w:t>
+        <w:t>Najdi oficiální materiál NÚKIB v PDF, který se věnuje kybernetické bezpečnosti.</w:t>
       </w:r>
     </w:p>
     <w:tbl>
@@ -11485,7 +11485,7 @@
           <w:color w:val="1F2937"/>
           <w:sz w:val="22"/>
         </w:rPr>
-        <w:t>Najdi na oficiálním webu své školy její přesnou adresu (ulici a IČO).</w:t>
+        <w:t>Najdi na oficiálním webu své školy její přesnou adresu (ulici a IČO).</w:t>
       </w:r>
     </w:p>
     <w:tbl>
@@ -11771,7 +11771,7 @@
           <w:color w:val="1F2937"/>
           <w:sz w:val="22"/>
         </w:rPr>
-        <w:t>Dohledej původní stránku ÚOOÚ s otázkami a odpověďmi pro školství.</w:t>
+        <w:t>Dohledej původní stránku ÚOOÚ s otázkami a odpověďmi pro školství.</w:t>
       </w:r>
     </w:p>
     <w:tbl>
@@ -12057,7 +12057,7 @@
           <w:color w:val="1F2937"/>
           <w:sz w:val="22"/>
         </w:rPr>
-        <w:t>Najdi dokument, který vysvětluje pojem dvoufaktorová autentizace, a ověř autora.</w:t>
+        <w:t>Najdi dokument, který vysvětluje pojem dvoufaktorová autentizace, a ověř autora.</w:t>
       </w:r>
     </w:p>
     <w:tbl>
@@ -12629,7 +12629,7 @@
           <w:color w:val="1F2937"/>
           <w:sz w:val="22"/>
         </w:rPr>
-        <w:t>Přeformuluj dotaz „bezpečnost internet“ tak, aby byl konkrétní a užitečný.</w:t>
+        <w:t>Přeformuluj dotaz „bezpečnost internet“ tak, aby byl konkrétní a užitečný.</w:t>
       </w:r>
     </w:p>
     <w:tbl>
@@ -12946,7 +12946,7 @@
           <w:color w:val="076B55"/>
           <w:sz w:val="20"/>
         </w:rPr>
-        <w:t>Exit ticket: Napiš původní a vylepšený dotaz a jednou větou popiš rozdíl ve výsledcích.</w:t>
+        <w:t>Exit ticket: Napiš původní a vylepšený dotaz a jednou větou popiš rozdíl ve výsledcích.</w:t>
       </w:r>
     </w:p>
     <w:p>
@@ -13047,7 +13047,7 @@
                 <w:color w:val="1F2937"/>
                 <w:sz w:val="21"/>
               </w:rPr>
-              <w:t>Ověřím konkrétní tvrzení pomocí původce, původního zdroje, podkladů, porovnání a působení.</w:t>
+              <w:t>Ověřím konkrétní tvrzení pomocí původce, původního zdroje, podkladů, porovnání a působení.</w:t>
             </w:r>
           </w:p>
         </w:tc>
@@ -13155,7 +13155,7 @@
           <w:color w:val="1F2937"/>
           <w:sz w:val="22"/>
         </w:rPr>
-        <w:t>Otevři postupně soubory Zdroj A.html, Zdroj B.html a Zdroj C.html. V prohlížeči porovnej autora, titulek, podklady, datum a účel stránky.</w:t>
+        <w:t>Otevři postupně soubory Zdroj A.html, Zdroj B.html a Zdroj C.html. V prohlížeči porovnej autora, titulek, podklady, datum a účel stránky.</w:t>
       </w:r>
     </w:p>
     <w:p>
@@ -13214,7 +13214,7 @@
                 <w:color w:val="1F2937"/>
                 <w:sz w:val="21"/>
               </w:rPr>
-              <w:t>Titulek: Vědci dokázali, že hudba zlepšuje paměť o 40 %. Článek nabízí placený playlist, neuvádí autora studie ani odkaz na výzkum.</w:t>
+              <w:t>Titulek: Vědci dokázali, že hudba zlepšuje paměť o 40 %. Článek nabízí placený playlist, neuvádí autora studie ani odkaz na výzkum.</w:t>
             </w:r>
           </w:p>
         </w:tc>
@@ -13281,7 +13281,7 @@
                 <w:color w:val="1F2937"/>
                 <w:sz w:val="21"/>
               </w:rPr>
-              <w:t>Univerzitní zpráva popisuje malou studii se 32 dobrovolníky. U části úloh byl výsledek lepší při tiché instrumentální hudbě. Autoři upozorňují, že výsledek nelze zobecnit na všechny studenty.</w:t>
+              <w:t>Univerzitní zpráva popisuje malou studii se 32 dobrovolníky. U části úloh byl výsledek lepší při tiché instrumentální hudbě. Autoři upozorňují, že výsledek nelze zobecnit na všechny studenty.</w:t>
             </w:r>
           </w:p>
         </w:tc>
@@ -13348,7 +13348,7 @@
                 <w:color w:val="1F2937"/>
                 <w:sz w:val="21"/>
               </w:rPr>
-              <w:t>Abstrakt původní fiktivní studie: 32 účastníků, tři podmínky, krátkodobý test paměti. Rozdíl se projevil jen u jedné úlohy. Studie netvrdí zlepšení o 40 % u všech studentů.</w:t>
+              <w:t>Abstrakt původní fiktivní studie: 32 účastníků, tři podmínky, krátkodobý test paměti. Rozdíl se projevil jen u jedné úlohy. Studie netvrdí zlepšení o 40 % u všech studentů.</w:t>
             </w:r>
           </w:p>
         </w:tc>
@@ -13801,7 +13801,7 @@
           <w:color w:val="1F2937"/>
           <w:sz w:val="22"/>
         </w:rPr>
-        <w:t>Jak bys přesněji a poctivěji formuloval/a původní titulek?</w:t>
+        <w:t>Jak bys přesněji a poctivěji formuloval/a původní titulek?</w:t>
       </w:r>
     </w:p>
     <w:p>
@@ -13904,7 +13904,7 @@
           <w:color w:val="076B55"/>
           <w:sz w:val="20"/>
         </w:rPr>
-        <w:t>Exit ticket: Který jeden detail ze zdroje C nejvíce změnil tvé hodnocení titulku A a proč?</w:t>
+        <w:t>Exit ticket: Který jeden detail ze zdroje C nejvíce změnil tvé hodnocení titulku A a proč?</w:t>
       </w:r>
     </w:p>
     <w:p>
@@ -13954,7 +13954,7 @@
         <w:spacing w:before="0"/>
       </w:pPr>
       <w:r>
-        <w:t>Fake news, manipulace a obsah vytvořený AI</w:t>
+        <w:t>Fake news, manipulace a obsah vytvořený AI</w:t>
       </w:r>
     </w:p>
     <w:tbl>
@@ -14005,7 +14005,7 @@
                 <w:color w:val="1F2937"/>
                 <w:sz w:val="21"/>
               </w:rPr>
-              <w:t>Rozpoznám manipulační techniky a navrhnu postup ověření textu, fotografie nebo videa.</w:t>
+              <w:t>Rozpoznám manipulační techniky a navrhnu postup ověření textu, fotografie nebo videa.</w:t>
             </w:r>
           </w:p>
         </w:tc>
@@ -14043,7 +14043,7 @@
         <w:pStyle w:val="Heading2"/>
       </w:pPr>
       <w:r>
-        <w:t>Příspěvek k rozboru</w:t>
+        <w:t>Příspěvek k rozboru</w:t>
       </w:r>
     </w:p>
     <w:p>
@@ -14054,7 +14054,7 @@
           <w:color w:val="1F2937"/>
           <w:sz w:val="22"/>
         </w:rPr>
-        <w:t>Otevři soubor Neověřený příspěvek.html. Ve Wordu barevně označ tvrzení, emoce, údajné důkazy, výzvu k akci a chybějící informace.</w:t>
+        <w:t>Otevři soubor Neověřený příspěvek.html. Ve Wordu barevně označ tvrzení, emoce, údajné důkazy, výzvu k akci a chybějící informace.</w:t>
       </w:r>
     </w:p>
     <w:tbl>
@@ -14105,7 +14105,7 @@
                 <w:color w:val="1F2937"/>
                 <w:sz w:val="21"/>
               </w:rPr>
-              <w:t>🚨 OKAMŽITĚ SDÍLEJTE! Školní jídelna celý měsíc používá prošlé potraviny! Kamarád kamaráda tam pracuje a všechno viděl. Média o tom samozřejmě mlčí. Fotografie níže to jasně dokazuje. Kdo nesdílí, tomu je zdraví dětí lhostejné!</w:t>
+              <w:t>🚨 OKAMŽITĚ SDÍLEJTE! Školní jídelna celý měsíc používá prošlé potraviny! Kamarád kamaráda tam pracuje a všechno viděl. Média o tom samozřejmě mlčí. Fotografie níže to jasně dokazuje. Kdo nesdílí, tomu je zdraví dětí lhostejné!</w:t>
             </w:r>
           </w:p>
         </w:tc>
@@ -14186,7 +14186,7 @@
                 <w:color w:val="FFFFFF"/>
                 <w:sz w:val="18"/>
               </w:rPr>
-              <w:t>Ukázka z příspěvku</w:t>
+              <w:t>Ukázka z příspěvku</w:t>
             </w:r>
           </w:p>
         </w:tc>
@@ -14408,7 +14408,7 @@
                 <w:color w:val="1F2937"/>
                 <w:sz w:val="18"/>
               </w:rPr>
-              <w:t>Emoce a tlak</w:t>
+              <w:t>Emoce a tlak</w:t>
             </w:r>
           </w:p>
         </w:tc>
@@ -14670,7 +14670,7 @@
                 <w:color w:val="1F2937"/>
                 <w:sz w:val="18"/>
               </w:rPr>
-              <w:t>Výzva k akci</w:t>
+              <w:t>Výzva k akci</w:t>
             </w:r>
           </w:p>
         </w:tc>
@@ -15029,7 +15029,7 @@
           <w:color w:val="1F2937"/>
           <w:sz w:val="22"/>
         </w:rPr>
-        <w:t>Jak bys ověřil/a fotografii a tvrzení o jídelně?</w:t>
+        <w:t>Jak bys ověřil/a fotografii a tvrzení o jídelně?</w:t>
       </w:r>
     </w:p>
     <w:p>
@@ -15310,7 +15310,7 @@
                 <w:color w:val="1F2937"/>
                 <w:sz w:val="18"/>
               </w:rPr>
-              <w:t>Fotografie z roku 2018 vydávaná za dnešní</w:t>
+              <w:t>Fotografie z roku 2018 vydávaná za dnešní</w:t>
             </w:r>
           </w:p>
         </w:tc>
@@ -15683,7 +15683,7 @@
                 <w:color w:val="1F2937"/>
                 <w:sz w:val="21"/>
               </w:rPr>
-              <w:t>Hledám původní video, fotografii nebo zvuk v delší verzi.</w:t>
+              <w:t>Hledám původní video, fotografii nebo zvuk v delší verzi.</w:t>
             </w:r>
           </w:p>
         </w:tc>
@@ -15740,7 +15740,7 @@
                 <w:color w:val="1F2937"/>
                 <w:sz w:val="21"/>
               </w:rPr>
-              <w:t>Porovnám událost s důvěryhodnými nezávislými zdroji.</w:t>
+              <w:t>Porovnám událost s důvěryhodnými nezávislými zdroji.</w:t>
             </w:r>
           </w:p>
         </w:tc>
@@ -15797,7 +15797,7 @@
                 <w:color w:val="1F2937"/>
                 <w:sz w:val="21"/>
               </w:rPr>
-              <w:t>Ověřím datum, místo a kontext.</w:t>
+              <w:t>Ověřím datum, místo a kontext.</w:t>
             </w:r>
           </w:p>
         </w:tc>
@@ -16036,7 +16036,7 @@
         <w:spacing w:before="0"/>
       </w:pPr>
       <w:r>
-        <w:t>Sociální sítě a digitální stopa</w:t>
+        <w:t>Sociální sítě a digitální stopa</w:t>
       </w:r>
     </w:p>
     <w:tbl>
@@ -16087,7 +16087,7 @@
                 <w:color w:val="1F2937"/>
                 <w:sz w:val="21"/>
               </w:rPr>
-              <w:t>Určím, co lze odvodit z veřejného profilu, a doporučím bezpečnější způsob sdílení.</w:t>
+              <w:t>Určím, co lze odvodit z veřejného profilu, a doporučím bezpečnější způsob sdílení.</w:t>
             </w:r>
           </w:p>
         </w:tc>
@@ -16136,7 +16136,7 @@
           <w:color w:val="1F2937"/>
           <w:sz w:val="22"/>
         </w:rPr>
-        <w:t>Otevři soubor Profil Alex.html. Profil je statická offline ukázka a neodesílá žádná data.</w:t>
+        <w:t>Otevři soubor Profil Alex.html. Profil je statická offline ukázka a neodesílá žádná data.</w:t>
       </w:r>
     </w:p>
     <w:tbl>
@@ -16187,7 +16187,7 @@
                 <w:color w:val="1F2937"/>
                 <w:sz w:val="21"/>
               </w:rPr>
-              <w:t>Profil je zcela smyšlený. Úkolem není Alexe zesměšňovat, ale zjistit, co může cizí člověk spojit z jednotlivých příspěvků.</w:t>
+              <w:t>Profil je zcela smyšlený. Úkolem není Alexe zesměšňovat, ale zjistit, co může cizí člověk spojit z jednotlivých příspěvků.</w:t>
             </w:r>
           </w:p>
         </w:tc>
@@ -16606,7 +16606,7 @@
                 <w:color w:val="1F2937"/>
                 <w:sz w:val="18"/>
               </w:rPr>
-              <w:t>Konečně 16! Fotka dortu a celé datum narození v popisku.</w:t>
+              <w:t>Konečně 16! Fotka dortu a celé datum narození v popisku.</w:t>
             </w:r>
           </w:p>
         </w:tc>
@@ -16810,7 +16810,7 @@
                 <w:color w:val="1F2937"/>
                 <w:sz w:val="18"/>
               </w:rPr>
-              <w:t>Veřejný příspěvek z dovolené: Vracíme se až v neděli.</w:t>
+              <w:t>Veřejný příspěvek z dovolené: Vracíme se až v neděli.</w:t>
             </w:r>
           </w:p>
         </w:tc>
@@ -16878,7 +16878,7 @@
                 <w:color w:val="1F2937"/>
                 <w:sz w:val="18"/>
               </w:rPr>
-              <w:t>Výsledek školního testu se jménem a třídou.</w:t>
+              <w:t>Výsledek školního testu se jménem a třídou.</w:t>
             </w:r>
           </w:p>
         </w:tc>
@@ -17082,7 +17082,7 @@
                 <w:color w:val="1F2937"/>
                 <w:sz w:val="18"/>
               </w:rPr>
-              <w:t>Batoh ponechaný v konkrétní školní učebně.</w:t>
+              <w:t>Batoh ponechaný v konkrétní školní učebně.</w:t>
             </w:r>
           </w:p>
         </w:tc>
@@ -17171,7 +17171,7 @@
                 <w:color w:val="FFFFFF"/>
                 <w:sz w:val="18"/>
               </w:rPr>
-              <w:t>Z čeho ji lze odvodit</w:t>
+              <w:t>Z čeho ji lze odvodit</w:t>
             </w:r>
           </w:p>
         </w:tc>
@@ -18147,7 +18147,7 @@
                 <w:color w:val="1F2937"/>
                 <w:sz w:val="21"/>
               </w:rPr>
-              <w:t>Zkontroloval/a jsem oprávnění aplikací k poloze, mikrofonu a kontaktům.</w:t>
+              <w:t>Zkontroloval/a jsem oprávnění aplikací k poloze, mikrofonu a kontaktům.</w:t>
             </w:r>
           </w:p>
         </w:tc>
@@ -18375,7 +18375,7 @@
                 <w:color w:val="1F2937"/>
                 <w:sz w:val="21"/>
               </w:rPr>
-              <w:t>Odstranil/a jsem aplikace a propojení, která už nepoužívám.</w:t>
+              <w:t>Odstranil/a jsem aplikace a propojení, která už nepoužívám.</w:t>
             </w:r>
           </w:p>
         </w:tc>
@@ -18489,7 +18489,7 @@
         <w:spacing w:before="0"/>
       </w:pPr>
       <w:r>
-        <w:t>Soukromí, GDPR a autorská práva</w:t>
+        <w:t>Soukromí, GDPR a autorská práva</w:t>
       </w:r>
     </w:p>
     <w:tbl>
@@ -18540,7 +18540,7 @@
                 <w:color w:val="1F2937"/>
                 <w:sz w:val="21"/>
               </w:rPr>
-              <w:t>Rozpoznám osobní údaj a rozhodnu, jak bezpečně a legálně použít cizí obsah.</w:t>
+              <w:t>Rozpoznám osobní údaj a rozhodnu, jak bezpečně a legálně použít cizí obsah.</w:t>
             </w:r>
           </w:p>
         </w:tc>
@@ -18578,7 +18578,7 @@
         <w:pStyle w:val="Heading2"/>
       </w:pPr>
       <w:r>
-        <w:t>Aktivita A: Práce s osobními údaji</w:t>
+        <w:t>Aktivita A: Práce s osobními údaji</w:t>
       </w:r>
     </w:p>
     <w:p>
@@ -18589,7 +18589,7 @@
           <w:color w:val="1F2937"/>
           <w:sz w:val="22"/>
         </w:rPr>
-        <w:t>U každé situace označ, zda se pracuje s osobními údaji. Poté navrhni zásadu, kterou je nutné dodržet.</w:t>
+        <w:t>U každé situace označ, zda se pracuje s osobními údaji. Poté navrhni zásadu, kterou je nutné dodržet.</w:t>
       </w:r>
     </w:p>
     <w:tbl>
@@ -19021,7 +19021,7 @@
                 <w:color w:val="1F2937"/>
                 <w:sz w:val="18"/>
               </w:rPr>
-              <w:t>Informace o alergii konkrétního žáka</w:t>
+              <w:t>Informace o alergii konkrétního žáka</w:t>
             </w:r>
           </w:p>
         </w:tc>
@@ -19318,7 +19318,7 @@
                 <w:color w:val="1F2937"/>
                 <w:sz w:val="18"/>
               </w:rPr>
-              <w:t>Údaj o poloze konkrétního telefonu</w:t>
+              <w:t>Údaj o poloze konkrétního telefonu</w:t>
             </w:r>
           </w:p>
         </w:tc>
@@ -19417,7 +19417,7 @@
                 <w:color w:val="1F2937"/>
                 <w:sz w:val="18"/>
               </w:rPr>
-              <w:t>Počet počítačů v učebně</w:t>
+              <w:t>Počet počítačů v učebně</w:t>
             </w:r>
           </w:p>
         </w:tc>
@@ -19553,7 +19553,7 @@
         <w:pStyle w:val="Heading2"/>
       </w:pPr>
       <w:r>
-        <w:t>Aktivita B: Autorské právo v praxi</w:t>
+        <w:t>Aktivita B: Autorské právo v praxi</w:t>
       </w:r>
     </w:p>
     <w:p>
@@ -19564,7 +19564,7 @@
           <w:color w:val="1F2937"/>
           <w:sz w:val="22"/>
         </w:rPr>
-        <w:t>Současně otevři soubor 9. Díla a licence.csv. Podle uvedených licencí rozhodni, jak lze jednotlivá díla použít.</w:t>
+        <w:t>Současně otevři soubor 9. Díla a licence.csv. Podle uvedených licencí rozhodni, jak lze jednotlivá díla použít.</w:t>
       </w:r>
     </w:p>
     <w:tbl>
@@ -19860,7 +19860,7 @@
                 <w:color w:val="1F2937"/>
                 <w:sz w:val="18"/>
               </w:rPr>
-              <w:t>Infografika o heslech – NÚKIB – nukib.gov.cz</w:t>
+              <w:t>Infografika o heslech – NÚKIB – nukib.gov.cz</w:t>
             </w:r>
           </w:p>
         </w:tc>
@@ -19893,7 +19893,7 @@
                 <w:color w:val="1F2937"/>
                 <w:sz w:val="18"/>
               </w:rPr>
-              <w:t>Podmínky ověřit u zdroje</w:t>
+              <w:t>Podmínky ověřit u zdroje</w:t>
             </w:r>
           </w:p>
         </w:tc>
@@ -19992,7 +19992,7 @@
                 <w:color w:val="1F2937"/>
                 <w:sz w:val="18"/>
               </w:rPr>
-              <w:t>První obrázek z vyhledávače – autor neuveden</w:t>
+              <w:t>První obrázek z vyhledávače – autor neuveden</w:t>
             </w:r>
           </w:p>
         </w:tc>
@@ -20544,7 +20544,7 @@
                 <w:color w:val="1F2937"/>
                 <w:sz w:val="21"/>
               </w:rPr>
-              <w:t>Praktické uvedení díla: AUTOR – NÁZEV – ZDROJ – LICENCE. Samotný odkaz nemusí být dostatečný a uvedení autora samo o sobě automaticky nepovoluje celé dílo kopírovat.</w:t>
+              <w:t>Praktické uvedení díla: AUTOR – NÁZEV – ZDROJ – LICENCE. Samotný odkaz nemusí být dostatečný a uvedení autora samo o sobě automaticky nepovoluje celé dílo kopírovat.</w:t>
             </w:r>
           </w:p>
         </w:tc>
@@ -20566,7 +20566,7 @@
           <w:color w:val="076B55"/>
           <w:sz w:val="20"/>
         </w:rPr>
-        <w:t>Napiš modelové uvedení fotografie s licencí CC BY</w:t>
+        <w:t>Napiš modelové uvedení fotografie s licencí CC BY</w:t>
       </w:r>
     </w:p>
     <w:p>
@@ -20725,7 +20725,7 @@
                 <w:color w:val="1F2937"/>
                 <w:sz w:val="21"/>
               </w:rPr>
-              <w:t>Propojím bezpečnost účtů, ověřování informací, soukromí a autorská práva při řešení jednoho incidentu.</w:t>
+              <w:t>Propojím bezpečnost účtů, ověřování informací, soukromí a autorská práva při řešení jednoho incidentu.</w:t>
             </w:r>
           </w:p>
         </w:tc>
@@ -20806,7 +20806,7 @@
                 <w:color w:val="1F2937"/>
                 <w:sz w:val="21"/>
               </w:rPr>
-              <w:t>Školní mediální klub spravuje veřejný profil. Správci přišel e-mail s žádostí o ověření účtu. Po přihlášení přes odkaz se na profilu objevil nepravdivý příspěvek, fotografie žáků a video s hudbou staženou z internetu. Správce stejné heslo používal i u osobního e-mailu.</w:t>
+              <w:t>Školní mediální klub spravuje veřejný profil. Správci přišel e-mail s žádostí o ověření účtu. Po přihlášení přes odkaz se na profilu objevil nepravdivý příspěvek, fotografie žáků a video s hudbou staženou z internetu. Správce stejné heslo používal i u osobního e-mailu.</w:t>
             </w:r>
           </w:p>
         </w:tc>
@@ -20825,7 +20825,7 @@
           <w:color w:val="1F2937"/>
           <w:sz w:val="22"/>
         </w:rPr>
-        <w:t>Otevři soubor Incident mediálního klubu.html. Obsahuje časovou osu, fiktivní e-mail, příspěvek a údaje potřebné pro řešení stanovišť.</w:t>
+        <w:t>Otevři soubor Incident mediálního klubu.html. Obsahuje časovou osu, fiktivní e-mail, příspěvek a údaje potřebné pro řešení stanovišť.</w:t>
       </w:r>
     </w:p>
     <w:p>
@@ -21089,7 +21089,7 @@
           <w:color w:val="1F2937"/>
           <w:sz w:val="22"/>
         </w:rPr>
-        <w:t>Jak zkontrolovat obnovu a aktivní relace?</w:t>
+        <w:t>Jak zkontrolovat obnovu a aktivní relace?</w:t>
       </w:r>
     </w:p>
     <w:p>
@@ -22391,7 +22391,7 @@
                 <w:color w:val="1F2937"/>
                 <w:sz w:val="21"/>
               </w:rPr>
-              <w:t>Po odevzdání týmového plánu vyplň samostatně přidělenou variantu testu A nebo B. Pracovní sešit při testu nepoužívej.</w:t>
+              <w:t>Po odevzdání týmového plánu vyplň samostatně přidělenou variantu testu A nebo B. Pracovní sešit při testu nepoužívej.</w:t>
             </w:r>
           </w:p>
         </w:tc>
@@ -22468,7 +22468,7 @@
           <w:color w:val="076B55"/>
           <w:sz w:val="20"/>
         </w:rPr>
-        <w:t>Který postup dokážu použít v běžném životě?</w:t>
+        <w:t>Který postup dokážu použít v běžném životě?</w:t>
       </w:r>
     </w:p>
     <w:p>
@@ -22551,7 +22551,7 @@
           <w:color w:val="076B55"/>
           <w:sz w:val="20"/>
         </w:rPr>
-        <w:t>Exit ticket: Napiš jednu změnu procesu, která sníží dopad budoucí lidské chyby, a jedno téma, které si potřebuješ procvičit.</w:t>
+        <w:t>Exit ticket: Napiš jednu změnu procesu, která sníží dopad budoucí lidské chyby, a jedno téma, které si potřebuješ procvičit.</w:t>
       </w:r>
     </w:p>
     <w:p>
@@ -22879,7 +22879,7 @@
                 <w:color w:val="1F2937"/>
                 <w:sz w:val="18"/>
               </w:rPr>
-              <w:t>Umím ověřit informaci z více zdrojů.</w:t>
+              <w:t>Umím ověřit informaci z více zdrojů.</w:t>
             </w:r>
           </w:p>
         </w:tc>
@@ -23013,7 +23013,7 @@
                 <w:color w:val="1F2937"/>
                 <w:sz w:val="18"/>
               </w:rPr>
-              <w:t>Vysvětlím princip 2FA a šifrování.</w:t>
+              <w:t>Vysvětlím princip 2FA a šifrování.</w:t>
             </w:r>
           </w:p>
         </w:tc>
@@ -23147,7 +23147,7 @@
                 <w:color w:val="1F2937"/>
                 <w:sz w:val="18"/>
               </w:rPr>
-              <w:t>Posoudím digitální stopu a osobní údaje.</w:t>
+              <w:t>Posoudím digitální stopu a osobní údaje.</w:t>
             </w:r>
           </w:p>
         </w:tc>
@@ -23281,7 +23281,7 @@
                 <w:color w:val="1F2937"/>
                 <w:sz w:val="18"/>
               </w:rPr>
-              <w:t>Umím správně uvést autora, zdroj a licenci.</w:t>
+              <w:t>Umím správně uvést autora, zdroj a licenci.</w:t>
             </w:r>
           </w:p>
         </w:tc>
